--- a/小論文添削（ショー）/添削結果/石川陽太/20261017_石川陽太_国士舘大学_文学部_R8_AO2_学校の勉強.docx
+++ b/小論文添削（ショー）/添削結果/石川陽太/20261017_石川陽太_国士舘大学_文学部_R8_AO2_学校の勉強.docx
@@ -145,7 +145,7 @@
                 <w:color w:val="23301F"/>
                 <w:sz w:val="20"/>
               </w:rPr>
-              <w:t>国士舘大学 文学部 教育学科 総合型選抜（R8 AOⅡ期 過去問・12/14）</w:t>
+              <w:t>国士舘大学 文学部 教育学科 総合型選抜 令和8年度 Ⅱ期（12月14日）</w:t>
             </w:r>
           </w:p>
         </w:tc>
@@ -191,7 +191,7 @@
                 <w:color w:val="23301F"/>
                 <w:sz w:val="20"/>
               </w:rPr>
-              <w:t>学校の勉強の意味</w:t>
+              <w:t>学校の勉強の意味　／　伽古屋圭市『クロワッサン学習塾』</w:t>
             </w:r>
           </w:p>
         </w:tc>
@@ -237,7 +237,7 @@
                 <w:color w:val="23301F"/>
                 <w:sz w:val="20"/>
               </w:rPr>
-              <w:t>（推定）課題文の「わたし」の学校の勉強についての考えを要約し、「学校の勉強」の意味についてあなたの考えを述べなさい。</w:t>
+              <w:t>「学校の勉強」に対する「わたし」の考えに触れた上で、あなたは「学校の勉強」の意味をどのように考えているか、自身の経験や見聞きしたことを交えて600字で論述しなさい。</w:t>
             </w:r>
           </w:p>
         </w:tc>
@@ -805,7 +805,7 @@
           <w:color w:val="23301F"/>
           <w:sz w:val="21"/>
         </w:rPr>
-        <w:t>【前提】設問文と字数は未確認のため、字数は解説サイトの「600字程度」を想定し、設問は答案から推定した。答案はページの途中で切れており、後半は未確認。書かれている部分だけで評価した（字数の評価は暫定）。要約したうえで「学校の勉強の意味とは何か」と問いを立て、自分の答え・理由・体験へと進める構成は、4本の中でいちばん良い。生徒同士の話し合いを学校ならではの学びとした点も、教育学科の志望理由につながる。要約の文のねじれを直し、体験から何を学んだか・教員としてどう生かすかで締めれば、高く評価される答案になる。</w:t>
+        <w:t>【前提】設問文と字数（600字）は大学公式の過去問で確認した。答案はページの途中で切れており、後半は未確認。書かれている部分だけで評価した（字数の評価は暫定）。要約したうえで「学校の勉強の意味とは何か」と問いを立て、自分の答え・理由・体験へと進める構成は、4本の中でいちばん良い。生徒同士の話し合いを学校ならではの学びとした点も、教育学科の志望理由につながる。要約の文のねじれを直し、体験から何を学んだか・教員としてどう生かすかで締めれば、高く評価される答案になる。</w:t>
       </w:r>
     </w:p>
     <w:p>

--- a/小論文添削（ショー）/添削結果/石川陽太/20261017_石川陽太_国士舘大学_文学部_R8_AO2_学校の勉強.docx
+++ b/小論文添削（ショー）/添削結果/石川陽太/20261017_石川陽太_国士舘大学_文学部_R8_AO2_学校の勉強.docx
@@ -283,7 +283,7 @@
                 <w:color w:val="23301F"/>
                 <w:sz w:val="20"/>
               </w:rPr>
-              <w:t>制限 600字以内　→　答案 337字（9割（540字）に届いていない）</w:t>
+              <w:t>制限 600字以内　→　答案 545字（規定の範囲内）</w:t>
             </w:r>
           </w:p>
         </w:tc>
@@ -332,7 +332,7 @@
           <w:color w:val="D9782D"/>
           <w:sz w:val="56"/>
         </w:rPr>
-        <w:t>60</w:t>
+        <w:t>73</w:t>
       </w:r>
       <w:r>
         <w:rPr>
@@ -480,7 +480,7 @@
                 <w:color w:val="D9782D"/>
                 <w:sz w:val="22"/>
               </w:rPr>
-              <w:t>14 / 20</w:t>
+              <w:t>16 / 20</w:t>
             </w:r>
           </w:p>
         </w:tc>
@@ -501,7 +501,7 @@
                 <w:color w:val="23301F"/>
                 <w:sz w:val="19"/>
               </w:rPr>
-              <w:t>要約と自分の考え（学校でしか学べないことがある）の両方に答えようとしている。問いを立てて答える流れも良い。</w:t>
+              <w:t>「わたし」の考えに触れ、学校の勉強の意味を自分の言葉で示し、経験も交えている。設問の三つの条件をすべて満たせている。</w:t>
             </w:r>
           </w:p>
         </w:tc>
@@ -546,7 +546,7 @@
                 <w:color w:val="D9782D"/>
                 <w:sz w:val="22"/>
               </w:rPr>
-              <w:t>12 / 20</w:t>
+              <w:t>15 / 20</w:t>
             </w:r>
           </w:p>
         </w:tc>
@@ -567,7 +567,7 @@
                 <w:color w:val="23301F"/>
                 <w:sz w:val="19"/>
               </w:rPr>
-              <w:t>要約→問い→主張→理由→体験の流れは良い。体験の途中で切れており、結論が確認できない。</w:t>
+              <w:t>要約→問い→主張→理由・体験→結論と、筋の通った構成。理由と体験が一つの段落に入っていて長いので、分けるとさらに読みやすい。</w:t>
             </w:r>
           </w:p>
         </w:tc>
@@ -612,7 +612,7 @@
                 <w:color w:val="D9782D"/>
                 <w:sz w:val="22"/>
               </w:rPr>
-              <w:t>13 / 20</w:t>
+              <w:t>15 / 20</w:t>
             </w:r>
           </w:p>
         </w:tc>
@@ -633,7 +633,7 @@
                 <w:color w:val="23301F"/>
                 <w:sz w:val="19"/>
               </w:rPr>
-              <w:t>班での話し合いという自分の体験を入れられている点が良い。体験から何を学んだかまで書けているかは後半次第。</w:t>
+              <w:t>中学校の班活動で、仲間の意見を共有して新しい発見があった・意欲が上がったという体験が、主張をしっかり支えている。</w:t>
             </w:r>
           </w:p>
         </w:tc>
@@ -678,7 +678,7 @@
                 <w:color w:val="D9782D"/>
                 <w:sz w:val="22"/>
               </w:rPr>
-              <w:t>12 / 20</w:t>
+              <w:t>16 / 20</w:t>
             </w:r>
           </w:p>
         </w:tc>
@@ -699,7 +699,7 @@
                 <w:color w:val="23301F"/>
                 <w:sz w:val="19"/>
               </w:rPr>
-              <w:t>「生徒同士の話し合いで考えが深まる」は教育学科にぴったりの視点。教員としてそれをどう生かしたいかまで書くとさらに良い。</w:t>
+              <w:t>「将来教員になったら、話し合う授業や交流する場面を多くつくりたい」と、教員としての目標で締められている。教育学科の志望理由が伝わる。</w:t>
             </w:r>
           </w:p>
         </w:tc>
@@ -744,7 +744,7 @@
                 <w:color w:val="D9782D"/>
                 <w:sz w:val="22"/>
               </w:rPr>
-              <w:t>9 / 20</w:t>
+              <w:t>11 / 20</w:t>
             </w:r>
           </w:p>
         </w:tc>
@@ -765,7 +765,7 @@
                 <w:color w:val="23301F"/>
                 <w:sz w:val="19"/>
               </w:rPr>
-              <w:t>「学ぶことが将来の選択肢として使う時が来る」がねじれ文。要約で「〜と思っている」と筆者の考えを曖昧に書いている。字数は337字（後半未確認）。</w:t>
+              <w:t>要約の「学ぶことが将来の選択肢として使う時が来る」がねじれ文。「話し合う授業」「授業で」の重複、「モチベーションややる気」の重複など、直せる箇所が多い。字数は545字。</w:t>
             </w:r>
           </w:p>
         </w:tc>
@@ -805,7 +805,7 @@
           <w:color w:val="23301F"/>
           <w:sz w:val="21"/>
         </w:rPr>
-        <w:t>【前提】設問文と字数（600字）は大学公式の過去問で確認した。答案はページの途中で切れており、後半は未確認。書かれている部分だけで評価した（字数の評価は暫定）。要約したうえで「学校の勉強の意味とは何か」と問いを立て、自分の答え・理由・体験へと進める構成は、4本の中でいちばん良い。生徒同士の話し合いを学校ならではの学びとした点も、教育学科の志望理由につながる。要約の文のねじれを直し、体験から何を学んだか・教員としてどう生かすかで締めれば、高く評価される答案になる。</w:t>
+        <w:t>【前提】設問文と字数（600字）は大学公式の過去問で確認した。続きのページを含む全文で評価した。4本の中でいちばん完成度の高い答案である。設問の条件（「わたし」の考えに触れる・自分の考え・経験）をすべて満たし、班活動の体験から「学校の勉強の意味」を導き、最後は教員としての目標で締められている。あとは表現の直しだけで点数が伸びる。要約のねじれ文、同じ言葉の重なり（授業・モチベーションとやる気）を直し、理由と体験の段落を分ければ、80点台が狙える。</w:t>
       </w:r>
     </w:p>
     <w:p>
@@ -852,7 +852,7 @@
           <w:color w:val="23301F"/>
           <w:sz w:val="21"/>
         </w:rPr>
-        <w:t>「『学校の勉強』の意味とは何なのだろうか」と問いを立て、すぐに自分の答えを示せている</w:t>
+        <w:t>設問の三つの条件（「わたし」の考え・自分の考え・経験）をすべて満たしている</w:t>
       </w:r>
     </w:p>
     <w:p>
@@ -876,7 +876,7 @@
           <w:color w:val="23301F"/>
           <w:sz w:val="21"/>
         </w:rPr>
-        <w:t>生徒同士の話し合いという、学校でしかできない学びに着目できている</w:t>
+        <w:t>「『学校の勉強』の意味とは何なのだろうか」と問いを立て、すぐに自分の答えを示している</w:t>
       </w:r>
     </w:p>
     <w:p>
@@ -900,7 +900,31 @@
           <w:color w:val="23301F"/>
           <w:sz w:val="21"/>
         </w:rPr>
-        <w:t>中学校の班活動という自分の体験を根拠に使おうとしている</w:t>
+        <w:t>班のメンバーと意見を共有して新しい発見があったという、主張を支える具体的な体験がある</w:t>
+      </w:r>
+    </w:p>
+    <w:p>
+      <w:pPr>
+        <w:spacing w:after="40" w:before="0" w:line="300" w:lineRule="auto"/>
+        <w:ind w:left="227" w:hanging="227"/>
+      </w:pPr>
+      <w:r>
+        <w:rPr>
+          <w:rFonts w:ascii="游ゴシック" w:hAnsi="游ゴシック" w:eastAsia="游ゴシック"/>
+          <w:b/>
+          <w:color w:val="2C5F2D"/>
+          <w:sz w:val="21"/>
+        </w:rPr>
+        <w:t xml:space="preserve">✓ </w:t>
+      </w:r>
+      <w:r>
+        <w:rPr>
+          <w:rFonts w:ascii="游ゴシック" w:hAnsi="游ゴシック" w:eastAsia="游ゴシック"/>
+          <w:b w:val="0"/>
+          <w:color w:val="23301F"/>
+          <w:sz w:val="21"/>
+        </w:rPr>
+        <w:t>将来教員として話し合う授業をつくりたいと、教育学科につながる結論で締めている</w:t>
       </w:r>
     </w:p>
     <w:p>
@@ -985,7 +1009,7 @@
           <w:color w:val="23301F"/>
           <w:sz w:val="21"/>
         </w:rPr>
-        <w:t>主語と述語が合っていない。「学んだことは、将来の選択肢を考えるときに必ず役立つ」のように、主語（学んだこと）と述語（役立つ）をそろえる。</w:t>
+        <w:t>主語と述語が合っていない。「学ぶことの価値を知った人は、将来の選択や人生の危機に直面したときに、その力に助けられる」のように、主語と述語をそろえる。</w:t>
       </w:r>
     </w:p>
     <w:p>
@@ -999,7 +1023,7 @@
           <w:color w:val="17321A"/>
           <w:sz w:val="21"/>
         </w:rPr>
-        <w:t>2. 体験の「その後」と学んだことを書く</w:t>
+        <w:t>2. 結論の文を整理する</w:t>
       </w:r>
     </w:p>
     <w:p>
@@ -1023,7 +1047,7 @@
           <w:color w:val="5B6B54"/>
           <w:sz w:val="19"/>
         </w:rPr>
-        <w:t>「しかし、班のメ」</w:t>
+        <w:t>「それは生徒同士のコミュニケーションにより、さまざまな意見を交流しより深めることができる。」</w:t>
       </w:r>
     </w:p>
     <w:p>
@@ -1047,7 +1071,7 @@
           <w:color w:val="23301F"/>
           <w:sz w:val="21"/>
         </w:rPr>
-        <w:t>後半があれば確認したい。体験は「何が起きたか」だけでなく「そこから何に気づいたか」まで書くと根拠になる。</w:t>
+        <w:t>「それは〜できる」でねじれている。「学校の勉強の意味は、生徒同士の対話を通して、さまざまな意見に触れ、考えを深められる点にある」と一文にまとめる。</w:t>
       </w:r>
     </w:p>
     <w:p>
@@ -1061,7 +1085,31 @@
           <w:color w:val="17321A"/>
           <w:sz w:val="21"/>
         </w:rPr>
-        <w:t>3. 教員としての視点で締める</w:t>
+        <w:t>3. 同じ言葉の重なりを減らす</w:t>
+      </w:r>
+    </w:p>
+    <w:p>
+      <w:pPr>
+        <w:spacing w:after="20" w:before="0" w:line="300" w:lineRule="auto"/>
+        <w:ind w:left="283"/>
+      </w:pPr>
+      <w:r>
+        <w:rPr>
+          <w:rFonts w:ascii="游ゴシック" w:hAnsi="游ゴシック" w:eastAsia="游ゴシック"/>
+          <w:b/>
+          <w:color w:val="5B6B54"/>
+          <w:sz w:val="19"/>
+        </w:rPr>
+        <w:t>答案：</w:t>
+      </w:r>
+      <w:r>
+        <w:rPr>
+          <w:rFonts w:ascii="游明朝" w:hAnsi="游明朝" w:eastAsia="游明朝"/>
+          <w:b w:val="0"/>
+          <w:color w:val="5B6B54"/>
+          <w:sz w:val="19"/>
+        </w:rPr>
+        <w:t>「将来教員になった際授業で話し合う授業や交流する場面を多く作っていきたい」</w:t>
       </w:r>
     </w:p>
     <w:p>
@@ -1085,7 +1133,7 @@
           <w:color w:val="23301F"/>
           <w:sz w:val="21"/>
         </w:rPr>
-        <w:t>結論で「生徒同士が学び合う授業をつくれる教員になりたい」と教育学科での学びにつなげる。</w:t>
+        <w:t>「授業」が二回出てくる。「将来教員になり、生徒同士が話し合い、交流できる授業を多くつくっていきたい」とする。</w:t>
       </w:r>
     </w:p>
     <w:p>
@@ -1099,31 +1147,7 @@
           <w:color w:val="17321A"/>
           <w:sz w:val="21"/>
         </w:rPr>
-        <w:t>4. 要約では筆者の考えを言い切る</w:t>
-      </w:r>
-    </w:p>
-    <w:p>
-      <w:pPr>
-        <w:spacing w:after="20" w:before="0" w:line="300" w:lineRule="auto"/>
-        <w:ind w:left="283"/>
-      </w:pPr>
-      <w:r>
-        <w:rPr>
-          <w:rFonts w:ascii="游ゴシック" w:hAnsi="游ゴシック" w:eastAsia="游ゴシック"/>
-          <w:b/>
-          <w:color w:val="5B6B54"/>
-          <w:sz w:val="19"/>
-        </w:rPr>
-        <w:t>答案：</w:t>
-      </w:r>
-      <w:r>
-        <w:rPr>
-          <w:rFonts w:ascii="游明朝" w:hAnsi="游明朝" w:eastAsia="游明朝"/>
-          <w:b w:val="0"/>
-          <w:color w:val="5B6B54"/>
-          <w:sz w:val="19"/>
-        </w:rPr>
-        <w:t>「勉強のやり方を学ぶことだと思っている。」</w:t>
+        <w:t>4. 理由と体験の段落を分ける</w:t>
       </w:r>
     </w:p>
     <w:p>
@@ -1147,7 +1171,7 @@
           <w:color w:val="23301F"/>
           <w:sz w:val="21"/>
         </w:rPr>
-        <w:t>「わたし」の考えの要約なので「〜と考えている」「〜と述べている」と書く。「思っている」は話し言葉的で曖昧。</w:t>
+        <w:t>第3段落に理由と体験が一緒に入り、約250字と長い。「その理由は〜」と「私にもこのような経験がある」で段落を分けると、構成がよりはっきりする。</w:t>
       </w:r>
     </w:p>
     <w:p>
@@ -1170,7 +1194,7 @@
           <w:color w:val="2C5F2D"/>
           <w:sz w:val="26"/>
         </w:rPr>
-        <w:t>あなたの答案（337字）</w:t>
+        <w:t>あなたの答案（545字）</w:t>
       </w:r>
     </w:p>
     <w:tbl>
@@ -1218,7 +1242,7 @@
                 <w:color w:val="2C5F2D"/>
                 <w:sz w:val="19"/>
               </w:rPr>
-              <w:t>第1段落</w:t>
+              <w:t>序論</w:t>
             </w:r>
           </w:p>
           <w:p>
@@ -1278,7 +1302,7 @@
                 <w:color w:val="2C5F2D"/>
                 <w:sz w:val="19"/>
               </w:rPr>
-              <w:t>第2段落</w:t>
+              <w:t>主張</w:t>
             </w:r>
           </w:p>
           <w:p>
@@ -1338,7 +1362,7 @@
                 <w:color w:val="2C5F2D"/>
                 <w:sz w:val="19"/>
               </w:rPr>
-              <w:t>第3段落</w:t>
+              <w:t>本論</w:t>
             </w:r>
           </w:p>
           <w:p>
@@ -1352,7 +1376,7 @@
                 <w:color w:val="2C5F2D"/>
                 <w:sz w:val="19"/>
               </w:rPr>
-              <w:t>169字</w:t>
+              <w:t>249字</w:t>
             </w:r>
           </w:p>
         </w:tc>
@@ -1373,7 +1397,67 @@
                 <w:color w:val="23301F"/>
                 <w:sz w:val="21"/>
               </w:rPr>
-              <w:t>なぜなら、授業内での生徒同士のコミュニケーションがとれるからである。それは、家ではできないことである。加えて、授業を聞いた上で生徒同士で話し合うことにより、自分では思いつかなかった意見が出てきて深めることができる。私もこのようなことがあった。中学生の頃、班になって話し合う際に考えがほぼ思い浮かばなかった。しかし、班のメ〔以下、続きなし〕</w:t>
+              <w:t>なぜなら、授業内での生徒同士のコミュニケーションがとれるからである。それは、家ではできないことである。加えて、授業を聞いた上で生徒同士で話し合うことにより、自分では思いつかなかった意見が出てきて深めることができる。私もこのようなことがあった。中学生の頃、班になって話し合う際に考えがほぼ思い浮かばなかった。しかし、班のメンバーと共有することにより、このような視点があるのかと新しい発見が多くあった。また、一人で家で勉強をするよりも、班で勉強をすることにより、モチベーションややる気が上がると感じた。</w:t>
+            </w:r>
+          </w:p>
+        </w:tc>
+      </w:tr>
+      <w:tr>
+        <w:tc>
+          <w:tcPr>
+            <w:tcW w:type="dxa" w:w="1361"/>
+            <w:shd w:val="clear" w:color="auto" w:fill="F6F8F3"/>
+            <w:vAlign w:val="center"/>
+          </w:tcPr>
+          <w:p>
+            <w:pPr>
+              <w:spacing w:after="0" w:line="288" w:lineRule="auto"/>
+              <w:jc w:val="center"/>
+            </w:pPr>
+            <w:r/>
+            <w:r>
+              <w:rPr>
+                <w:rFonts w:ascii="游ゴシック" w:hAnsi="游ゴシック" w:eastAsia="游ゴシック"/>
+                <w:b/>
+                <w:color w:val="2C5F2D"/>
+                <w:sz w:val="19"/>
+              </w:rPr>
+              <w:t>結論</w:t>
+            </w:r>
+          </w:p>
+          <w:p>
+            <w:pPr>
+              <w:spacing w:after="0" w:line="288" w:lineRule="auto"/>
+            </w:pPr>
+            <w:r>
+              <w:rPr>
+                <w:rFonts w:ascii="游ゴシック" w:hAnsi="游ゴシック" w:eastAsia="游ゴシック"/>
+                <w:b/>
+                <w:color w:val="2C5F2D"/>
+                <w:sz w:val="19"/>
+              </w:rPr>
+              <w:t>128字</w:t>
+            </w:r>
+          </w:p>
+        </w:tc>
+        <w:tc>
+          <w:tcPr>
+            <w:tcW w:type="dxa" w:w="8277"/>
+            <w:vAlign w:val="center"/>
+          </w:tcPr>
+          <w:p>
+            <w:pPr>
+              <w:spacing w:after="0" w:line="288" w:lineRule="auto"/>
+            </w:pPr>
+            <w:r/>
+            <w:r>
+              <w:rPr>
+                <w:rFonts w:ascii="游明朝" w:hAnsi="游明朝" w:eastAsia="游明朝"/>
+                <w:b w:val="0"/>
+                <w:color w:val="23301F"/>
+                <w:sz w:val="21"/>
+              </w:rPr>
+              <w:t>以上のことから、「学校の勉強」の意味とは学校に行かないと学べないことが学べることだ。それは生徒同士のコミュニケーションにより、さまざまな意見を交流しより深めることができる。私は、将来教員になった際授業で話し合う授業や交流する場面を多く作っていきたいと思う。</w:t>
             </w:r>
           </w:p>
         </w:tc>
@@ -1581,7 +1665,7 @@
                 <w:color w:val="23301F"/>
                 <w:sz w:val="19"/>
               </w:rPr>
-              <w:t>おこなう勉強は目次をつくる作業であり</w:t>
+              <w:t>勉強のやり方を学ぶことだと思っている。</w:t>
             </w:r>
           </w:p>
         </w:tc>
@@ -1602,7 +1686,7 @@
                 <w:color w:val="2C5F2D"/>
                 <w:sz w:val="19"/>
               </w:rPr>
-              <w:t>行う勉強は知識の目次をつくる作業であり</w:t>
+              <w:t>勉強のやり方を身につけることだと考えている。</w:t>
             </w:r>
           </w:p>
         </w:tc>
@@ -1623,7 +1707,7 @@
                 <w:color w:val="23301F"/>
                 <w:sz w:val="18"/>
               </w:rPr>
-              <w:t>漢字で書く。比喩の意味を補う</w:t>
+              <w:t>要約では「〜と考えている」「〜と述べている」と書く</w:t>
             </w:r>
           </w:p>
         </w:tc>
@@ -1667,7 +1751,7 @@
                 <w:color w:val="2C5F2D"/>
                 <w:sz w:val="19"/>
               </w:rPr>
-              <w:t>学んだことは、将来の選択肢を考えるときに役立つ。</w:t>
+              <w:t>学ぶことの価値を知った人は、将来の選択に直面したときに、その力に助けられる。</w:t>
             </w:r>
           </w:p>
         </w:tc>
@@ -1688,7 +1772,7 @@
                 <w:color w:val="23301F"/>
                 <w:sz w:val="18"/>
               </w:rPr>
-              <w:t>ねじれ文。主語と述語をそろえる</w:t>
+              <w:t>ねじれ文</w:t>
             </w:r>
           </w:p>
         </w:tc>
@@ -1711,7 +1795,7 @@
                 <w:color w:val="23301F"/>
                 <w:sz w:val="19"/>
               </w:rPr>
-              <w:t>生徒同士のコミュニケーションがとれるからである。それは、家ではできないことである。</w:t>
+              <w:t>モチベーションややる気が上がる</w:t>
             </w:r>
           </w:p>
         </w:tc>
@@ -1732,7 +1816,7 @@
                 <w:color w:val="2C5F2D"/>
                 <w:sz w:val="19"/>
               </w:rPr>
-              <w:t>生徒同士が意見を交わせるからである。これは家での勉強ではできないことである。</w:t>
+              <w:t>意欲が高まる</w:t>
             </w:r>
           </w:p>
         </w:tc>
@@ -1753,7 +1837,7 @@
                 <w:color w:val="23301F"/>
                 <w:sz w:val="18"/>
               </w:rPr>
-              <w:t>カタカナ語より具体的な言葉に</w:t>
+              <w:t>「モチベーション」と「やる気」は同じ意味</w:t>
             </w:r>
           </w:p>
         </w:tc>
@@ -1776,7 +1860,7 @@
                 <w:color w:val="23301F"/>
                 <w:sz w:val="19"/>
               </w:rPr>
-              <w:t>考えがほぼ思い浮かばなかった。</w:t>
+              <w:t>学校に行かないと学べないことが学べることだ。</w:t>
             </w:r>
           </w:p>
         </w:tc>
@@ -1797,7 +1881,7 @@
                 <w:color w:val="2C5F2D"/>
                 <w:sz w:val="19"/>
               </w:rPr>
-              <w:t>ほとんど考えが思い浮かばなかった。</w:t>
+              <w:t>学校でしか学べないことを学べる点にある。</w:t>
             </w:r>
           </w:p>
         </w:tc>
@@ -1818,7 +1902,72 @@
                 <w:color w:val="23301F"/>
                 <w:sz w:val="18"/>
               </w:rPr>
-              <w:t>「ほぼ」は話し言葉的</w:t>
+              <w:t>回りくどい言い方を整理</w:t>
+            </w:r>
+          </w:p>
+        </w:tc>
+      </w:tr>
+      <w:tr>
+        <w:tc>
+          <w:tcPr>
+            <w:tcW w:type="dxa" w:w="3402"/>
+            <w:vAlign w:val="center"/>
+          </w:tcPr>
+          <w:p>
+            <w:pPr>
+              <w:spacing w:after="0" w:line="288" w:lineRule="auto"/>
+            </w:pPr>
+            <w:r/>
+            <w:r>
+              <w:rPr>
+                <w:rFonts w:ascii="游明朝" w:hAnsi="游明朝" w:eastAsia="游明朝"/>
+                <w:b w:val="0"/>
+                <w:color w:val="23301F"/>
+                <w:sz w:val="19"/>
+              </w:rPr>
+              <w:t>将来教員になった際授業で話し合う授業や交流する場面を多く作っていきたいと思う。</w:t>
+            </w:r>
+          </w:p>
+        </w:tc>
+        <w:tc>
+          <w:tcPr>
+            <w:tcW w:type="dxa" w:w="3402"/>
+            <w:vAlign w:val="center"/>
+          </w:tcPr>
+          <w:p>
+            <w:pPr>
+              <w:spacing w:after="0" w:line="288" w:lineRule="auto"/>
+            </w:pPr>
+            <w:r/>
+            <w:r>
+              <w:rPr>
+                <w:rFonts w:ascii="游明朝" w:hAnsi="游明朝" w:eastAsia="游明朝"/>
+                <w:b/>
+                <w:color w:val="2C5F2D"/>
+                <w:sz w:val="19"/>
+              </w:rPr>
+              <w:t>将来教員になり、生徒同士が話し合い、交流できる授業を多くつくっていきたい。</w:t>
+            </w:r>
+          </w:p>
+        </w:tc>
+        <w:tc>
+          <w:tcPr>
+            <w:tcW w:type="dxa" w:w="2835"/>
+            <w:vAlign w:val="center"/>
+          </w:tcPr>
+          <w:p>
+            <w:pPr>
+              <w:spacing w:after="0" w:line="288" w:lineRule="auto"/>
+            </w:pPr>
+            <w:r/>
+            <w:r>
+              <w:rPr>
+                <w:rFonts w:ascii="游ゴシック" w:hAnsi="游ゴシック" w:eastAsia="游ゴシック"/>
+                <w:b w:val="0"/>
+                <w:color w:val="23301F"/>
+                <w:sz w:val="18"/>
+              </w:rPr>
+              <w:t>「授業」の重複。「思う」を外して言い切る</w:t>
             </w:r>
           </w:p>
         </w:tc>
@@ -1951,7 +2100,7 @@
                 <w:color w:val="23301F"/>
                 <w:sz w:val="19"/>
               </w:rPr>
-              <w:t>【第1段落】要約：学生時代の勉強は目次づくり・やり方を学ぶ／将来や危機に役立つ</w:t>
+              <w:t>【序論】要約：勉強は目次づくり・やり方を学ぶ／将来や危機に役立つ</w:t>
             </w:r>
           </w:p>
         </w:tc>
@@ -1996,7 +2145,7 @@
                 <w:color w:val="23301F"/>
                 <w:sz w:val="19"/>
               </w:rPr>
-              <w:t>【第2段落】問い＋主張：学校でしか学べないことが学べる</w:t>
+              <w:t>【主張】問い → 学校でしか学べないことが学べる</w:t>
             </w:r>
           </w:p>
         </w:tc>
@@ -2041,7 +2190,7 @@
                 <w:color w:val="23301F"/>
                 <w:sz w:val="19"/>
               </w:rPr>
-              <w:t>【第3段落】理由：生徒同士の話し合いで考えが深まる／体験：中学の班活動（途中で終わり）</w:t>
+              <w:t>【本論】理由：生徒同士の話し合いで考えが深まる／体験：班で意見を共有し新しい発見・意欲が上がった</w:t>
             </w:r>
           </w:p>
         </w:tc>
@@ -2063,7 +2212,52 @@
                 <w:color w:val="23301F"/>
                 <w:sz w:val="19"/>
               </w:rPr>
-              <w:t>【本論①】理由：話し合いで自分にない意見に出会い、考えが深まる</w:t>
+              <w:t>【本論①】理由：家では他人の考えに触れられない／話し合いで考えが深まる</w:t>
+            </w:r>
+          </w:p>
+        </w:tc>
+      </w:tr>
+      <w:tr>
+        <w:tc>
+          <w:tcPr>
+            <w:tcW w:type="dxa" w:w="4819"/>
+            <w:vAlign w:val="center"/>
+          </w:tcPr>
+          <w:p>
+            <w:pPr>
+              <w:spacing w:after="0" w:line="288" w:lineRule="auto"/>
+            </w:pPr>
+            <w:r/>
+            <w:r>
+              <w:rPr>
+                <w:rFonts w:ascii="游ゴシック" w:hAnsi="游ゴシック" w:eastAsia="游ゴシック"/>
+                <w:b w:val="0"/>
+                <w:color w:val="23301F"/>
+                <w:sz w:val="19"/>
+              </w:rPr>
+              <w:t>【結論】学校の勉強＝学校でしか学べないこと → 教員として話し合う授業をつくりたい</w:t>
+            </w:r>
+          </w:p>
+        </w:tc>
+        <w:tc>
+          <w:tcPr>
+            <w:tcW w:type="dxa" w:w="4819"/>
+            <w:shd w:val="clear" w:color="auto" w:fill="FCEFE3"/>
+            <w:vAlign w:val="center"/>
+          </w:tcPr>
+          <w:p>
+            <w:pPr>
+              <w:spacing w:after="0" w:line="288" w:lineRule="auto"/>
+            </w:pPr>
+            <w:r/>
+            <w:r>
+              <w:rPr>
+                <w:rFonts w:ascii="游ゴシック" w:hAnsi="游ゴシック" w:eastAsia="游ゴシック"/>
+                <w:b w:val="0"/>
+                <w:color w:val="23301F"/>
+                <w:sz w:val="19"/>
+              </w:rPr>
+              <w:t>【本論②】体験：班活動 → 仲間の意見で新しい発見・意欲が高まった</w:t>
             </w:r>
           </w:p>
         </w:tc>
@@ -2093,37 +2287,7 @@
                 <w:color w:val="23301F"/>
                 <w:sz w:val="19"/>
               </w:rPr>
-              <w:t>【本論②】体験：中学の班活動 → 仲間の意見で考えを言葉にできた（気づき）</w:t>
-            </w:r>
-          </w:p>
-        </w:tc>
-      </w:tr>
-      <w:tr>
-        <w:tc>
-          <w:tcPr>
-            <w:tcW w:type="dxa" w:w="4819"/>
-          </w:tcPr>
-          <w:p/>
-        </w:tc>
-        <w:tc>
-          <w:tcPr>
-            <w:tcW w:type="dxa" w:w="4819"/>
-            <w:shd w:val="clear" w:color="auto" w:fill="FCEFE3"/>
-            <w:vAlign w:val="center"/>
-          </w:tcPr>
-          <w:p>
-            <w:pPr>
-              <w:spacing w:after="0" w:line="288" w:lineRule="auto"/>
-            </w:pPr>
-            <w:r/>
-            <w:r>
-              <w:rPr>
-                <w:rFonts w:ascii="游ゴシック" w:hAnsi="游ゴシック" w:eastAsia="游ゴシック"/>
-                <w:b w:val="0"/>
-                <w:color w:val="23301F"/>
-                <w:sz w:val="19"/>
-              </w:rPr>
-              <w:t>【結論】学校の勉強＝対話で考えを深める力 → 学び合う授業をつくれる教員に</w:t>
+              <w:t>【結論】学校の勉強＝対話で考えを深める場 → 教員として話し合う授業をつくる</w:t>
             </w:r>
           </w:p>
         </w:tc>
@@ -2149,7 +2313,7 @@
           <w:color w:val="2C5F2D"/>
           <w:sz w:val="26"/>
         </w:rPr>
-        <w:t>書き直し例（553字）</w:t>
+        <w:t>書き直し例（559字）</w:t>
       </w:r>
     </w:p>
     <w:p>
@@ -2225,7 +2389,7 @@
                 <w:color w:val="2C5F2D"/>
                 <w:sz w:val="19"/>
               </w:rPr>
-              <w:t>107字</w:t>
+              <w:t>110字</w:t>
             </w:r>
           </w:p>
         </w:tc>
@@ -2246,7 +2410,7 @@
                 <w:color w:val="23301F"/>
                 <w:sz w:val="21"/>
               </w:rPr>
-              <w:t>「わたし」は、学生のうちに行う勉強は、知識の目次をつくる作業であり、勉強のやり方を身につけることだと考えている。学んだことの価値は、将来の選択肢を考えるときや、人生の危機に陥ったときに、必ず助けになると述べている。</w:t>
+              <w:t>「わたし」は、学生のうちに行う勉強は、知識の目次をつくる作業であり、勉強のやり方を身につけることだと考えている。そして、学ぶことの価値を知った人は、将来の選択や人生の危機に直面したときに、その力に助けられると述べている。</w:t>
             </w:r>
           </w:p>
         </w:tc>
@@ -2331,7 +2495,7 @@
                 <w:color w:val="2C5F2D"/>
                 <w:sz w:val="19"/>
               </w:rPr>
-              <w:t>本論①</w:t>
+              <w:t>本論</w:t>
             </w:r>
           </w:p>
           <w:p>
@@ -2345,7 +2509,7 @@
                 <w:color w:val="2C5F2D"/>
                 <w:sz w:val="19"/>
               </w:rPr>
-              <w:t>140字</w:t>
+              <w:t>256字</w:t>
             </w:r>
           </w:p>
         </w:tc>
@@ -2366,67 +2530,7 @@
                 <w:color w:val="23301F"/>
                 <w:sz w:val="21"/>
               </w:rPr>
-              <w:t>その理由は、授業の中で生徒同士が意見を交わせるからである。一人で家で勉強していても、他人の考えに触れる機会はない。授業を聞いたうえで生徒同士が話し合うことで、自分では思いつかなかった意見に出会い、考えを深めることができる。異なる考えを比べることで、自分の考えの弱い点にも気づける。</w:t>
-            </w:r>
-          </w:p>
-        </w:tc>
-      </w:tr>
-      <w:tr>
-        <w:tc>
-          <w:tcPr>
-            <w:tcW w:type="dxa" w:w="1361"/>
-            <w:shd w:val="clear" w:color="auto" w:fill="FCEFE3"/>
-            <w:vAlign w:val="center"/>
-          </w:tcPr>
-          <w:p>
-            <w:pPr>
-              <w:spacing w:after="0" w:line="288" w:lineRule="auto"/>
-              <w:jc w:val="center"/>
-            </w:pPr>
-            <w:r/>
-            <w:r>
-              <w:rPr>
-                <w:rFonts w:ascii="游ゴシック" w:hAnsi="游ゴシック" w:eastAsia="游ゴシック"/>
-                <w:b/>
-                <w:color w:val="2C5F2D"/>
-                <w:sz w:val="19"/>
-              </w:rPr>
-              <w:t>本論②</w:t>
-            </w:r>
-          </w:p>
-          <w:p>
-            <w:pPr>
-              <w:spacing w:after="0" w:line="288" w:lineRule="auto"/>
-            </w:pPr>
-            <w:r>
-              <w:rPr>
-                <w:rFonts w:ascii="游ゴシック" w:hAnsi="游ゴシック" w:eastAsia="游ゴシック"/>
-                <w:b/>
-                <w:color w:val="2C5F2D"/>
-                <w:sz w:val="19"/>
-              </w:rPr>
-              <w:t>147字</w:t>
-            </w:r>
-          </w:p>
-        </w:tc>
-        <w:tc>
-          <w:tcPr>
-            <w:tcW w:type="dxa" w:w="8277"/>
-            <w:vAlign w:val="center"/>
-          </w:tcPr>
-          <w:p>
-            <w:pPr>
-              <w:spacing w:after="0" w:line="288" w:lineRule="auto"/>
-            </w:pPr>
-            <w:r/>
-            <w:r>
-              <w:rPr>
-                <w:rFonts w:ascii="游明朝" w:hAnsi="游明朝" w:eastAsia="游明朝"/>
-                <w:b w:val="0"/>
-                <w:color w:val="23301F"/>
-                <w:sz w:val="21"/>
-              </w:rPr>
-              <w:t>私にもそのような経験がある。中学生の頃、班で話し合う授業で、私は最初ほとんど考えが思い浮かばなかった。しかし、班の仲間の意見を聞くうちに、自分の考えを言葉にできるようになった。一人では得られなかった学びだったと感じている。仲間の考えを手がかりにすることで、自分の考えも形になっていったのである。</w:t>
+              <w:t>その理由は、授業の中で生徒同士が意見を交わせるからである。家で一人で勉強していても、他人の考えに触れる機会はない。中学生の頃、班で話し合う授業で、私は最初ほとんど考えが思い浮かばなかった。しかし、班のメンバーの意見を共有するうちに、このような視点もあるのかと、新しい発見がいくつもあった。また、一人で家で勉強するよりも、班で取り組むほうが意欲が高まると感じた。仲間と学ぶことで、自分一人では得られない考えに出会えたのである。「わたし」の言う学ぶことの価値も、こうした仲間との学びの中でこそ実感できるのではないか。</w:t>
             </w:r>
           </w:p>
         </w:tc>
@@ -2465,7 +2569,7 @@
                 <w:color w:val="2C5F2D"/>
                 <w:sz w:val="19"/>
               </w:rPr>
-              <w:t>111字</w:t>
+              <w:t>145字</w:t>
             </w:r>
           </w:p>
         </w:tc>
@@ -2486,7 +2590,7 @@
                 <w:color w:val="23301F"/>
                 <w:sz w:val="21"/>
               </w:rPr>
-              <w:t>以上より、学校の勉強の意味は、知識を得ることに加えて、他者との対話を通して考えを深める力を育てる点にある。私は教育学科で、生徒同士が学び合う授業のつくり方を学び、話し合いを通して一人ひとりの考えを引き出せる教員になりたい。</w:t>
+              <w:t>以上より、「学校の勉強」の意味は、生徒同士の対話を通して、さまざまな意見に触れ、考えを深められる点にある。知識は本やインターネットからも得られるが、異なる考えを持つ仲間と意見を交わす経験は、学校でしか得られない。私は将来教員になり、生徒同士が話し合い、交流できる授業を多くつくっていきたい。</w:t>
             </w:r>
           </w:p>
         </w:tc>
@@ -2574,7 +2678,7 @@
           <w:color w:val="23301F"/>
           <w:sz w:val="21"/>
         </w:rPr>
-        <w:t>生徒同士の学び合いに価値を見いだす視点は、教育学科で学ぶ意欲の表れとして評価されやすい。結論で教員としての目標につなげれば、学科の求める学生像との一致がはっきりする。</w:t>
+        <w:t>生徒同士の学び合いの価値を自分の体験から語り、教員としての目標につなげている点は、教育学科で学ぶ意欲として高く評価されやすい。この結論の形を、ほかのテーマでも使えるようにしたい。</w:t>
       </w:r>
     </w:p>
     <w:p>
@@ -2657,7 +2761,7 @@
           <w:color w:val="23301F"/>
           <w:sz w:val="21"/>
         </w:rPr>
-        <w:t>体験は「何があった → 何に気づいた → 今どう考える」の3点セットで書く</w:t>
+        <w:t>一つの段落が200字を超えたら、理由と体験で段落を分ける</w:t>
       </w:r>
     </w:p>
     <w:p>
@@ -2680,7 +2784,7 @@
           <w:color w:val="23301F"/>
           <w:sz w:val="21"/>
         </w:rPr>
-        <w:t>結論で教育学科での学びと、なりたい教員像につなげる</w:t>
+        <w:t>書き終えたら、同じ言葉（授業・やる気など）が近くで重なっていないか見直す</w:t>
       </w:r>
     </w:p>
     <w:sectPr>
